--- a/artifacts/manuscript_final/revised_manuscript_final_review_copy.docx
+++ b/artifacts/manuscript_final/revised_manuscript_final_review_copy.docx
@@ -17711,7 +17711,7 @@
           <w:rFonts w:ascii="Times New Roman" w:eastAsia="Times New Roman" w:hAnsi="Times New Roman" w:cs="Times New Roman"/>
           <w:highlight w:val="green"/>
         </w:rPr>
-        <w:t xml:space="preserve">=32) predictions contain 1,338, 1,378, 1,437 kept components for seeds 42, 43, and 44 (Table S-4). Projected cell area decreased with storage (Fig. 8b, Table 5): between early (days 0 to 8) and late storage (days 37 to 47), the median area changed by −43.9% in the annotation and by −44.3 ± 1.2% in the predictions. With the 11 acquisition dates as clusters, the permutation p-value of this trend was 0.017 for the annotation and 0.001, 0.008, 0.005 for seeds 42, 43, and 44, and every 95% date-bootstrap interval of the Spearman correlation excluded zero, for the annotation only narrowly (−0.85 to −0.004). The median dry mass changed by −0.8% in the annotation and by −6.1 ± 0.3% in the predictions, but a decrease was not statistically supported under date clustering (p = 0.26 for the annotation and 0.10, 0.17, 0.086 for the three seeds; every bootstrap interval included zero; Table S-6). This is not evidence that dry mass was constant, because a test with 11 clusters has limited power. The change in projected area was thus not accompanied by a statistically supported change in phase-derived dry mass (Fig. 8b, c).</w:t>
+        <w:t xml:space="preserve">=32) predictions contain 1,338, 1,378, 1,437 kept components for seeds 42, 43, and 44 (Table S-4). Projected cell area decreased with storage (Fig. 8b, Table 5): between early (days 0 to 8) and late storage (days 37 to 47), the median area changed by −43.9% in the annotation and by −44.3 ± 1.2% in the predictions. With the 11 acquisition dates as clusters, the permutation p-value of this trend was 0.017 for the annotation and 0.001, 0.008, 0.005 for seeds 42, 43, and 44, and every 95% date-bootstrap interval of the Spearman correlation excluded zero, for the annotation only narrowly (−0.85 to −0.004). The median dry mass changed by −0.8% in the annotation and by −6.1 ± 0.3% in the predictions, but a decrease was not statistically supported under date clustering (p = 0.26 for the annotation and 0.10, 0.17, 0.086 for the three seeds; every bootstrap interval included zero; Table S-6). Treating the 66 images as independent observations would give p = 0.008, 0.052, 0.036 for the three seeds, but this ignores that the six images of a date come from the same samples and is therefore not used. The absence of a supported trend is not evidence that dry mass was constant, because a test with 11 clusters has limited power. The change in projected area was thus not accompanied by a statistically supported change in phase-derived dry mass (Fig. 8b, c).</w:t>
       </w:r>
     </w:p>
     <w:p>
